--- a/notes/currency-divergence-scenarios/index.docx
+++ b/notes/currency-divergence-scenarios/index.docx
@@ -765,13 +765,13 @@
       </w:r>
     </w:p>
     <w:bookmarkEnd w:id="24"/>
-    <w:bookmarkStart w:id="25" w:name="limits-and-next-steps"/>
+    <w:bookmarkStart w:id="25" w:name="scope-and-next-steps"/>
     <w:p>
       <w:pPr>
         <w:pStyle w:val="Heading2"/>
       </w:pPr>
       <w:r>
-        <w:t xml:space="preserve">Limits and next steps</w:t>
+        <w:t xml:space="preserve">Scope and next steps</w:t>
       </w:r>
     </w:p>
     <w:p>
@@ -829,7 +829,7 @@
         <w:t xml:space="preserve"> </w:t>
       </w:r>
       <w:r>
-        <w:t xml:space="preserve">are generated from simulated data built to share the structure of the analysis (its variables, horizons and frequencies). They show how the method works and what its output looks like; they are not the project’s results. Results stated in the text are the project’s own. Methods are described at the level of a methods section. Code and data pipelines are not reproduced here.</w:t>
+        <w:t xml:space="preserve">are generated from simulated data built to share the structure of the analysis (its variables, horizons and frequencies). They show how each method works and what its output looks like. Results stated in the text, and figures that give a source, are the project’s own. Methods are described at the level of a methods section. Code and data pipelines are not reproduced here.</w:t>
       </w:r>
     </w:p>
     <w:bookmarkEnd w:id="26"/>

--- a/notes/currency-divergence-scenarios/index.docx
+++ b/notes/currency-divergence-scenarios/index.docx
@@ -779,7 +779,7 @@
         <w:pStyle w:val="FirstParagraph"/>
       </w:pPr>
       <w:r>
-        <w:t xml:space="preserve">The weights linking drivers to premiums are illustrative and were not estimated from a panel, so the scenario probabilities are structured judgements, not forecasts with a track record. The political scores are analyst-assigned and will differ between analysts. The simulation treats the yield shock in a tail regime as a single draw, with no dynamics after the shock. The model is not a full structural solution: the fiscal block is minimal and the political terms enter as additive premiums rather than inside a policy rule.</w:t>
+        <w:t xml:space="preserve">The framework is built to turn an argument about policy credibility and political risk into explicit, comparable scenario probabilities for currencies that share fundamentals but diverge, with each judgement visible as a weight or a score.</w:t>
       </w:r>
     </w:p>
     <w:p>
@@ -787,7 +787,15 @@
         <w:pStyle w:val="BodyText"/>
       </w:pPr>
       <w:r>
-        <w:t xml:space="preserve">The next steps are the ones flagged for drill-down: show the calibrated outputs for all five economies, estimate the weights on a cross-section of economies, and test whether the credibility score adds predictive power for the exchange rate out of sample against a plain interest-parity benchmark.</w:t>
+        <w:t xml:space="preserve">The natural extensions are three. First, calibrated outputs for all five economies. Second, driver weights estimated on a cross-section of economies, and post-shock dynamics in the tail-regime simulation. Third, an out-of-sample test of whether the credibility score improves exchange-rate forecasts against a plain interest-parity benchmark.</w:t>
+      </w:r>
+    </w:p>
+    <w:p>
+      <w:pPr>
+        <w:pStyle w:val="BodyText"/>
+      </w:pPr>
+      <w:r>
+        <w:t xml:space="preserve">The full framework can be discussed on request.</w:t>
       </w:r>
     </w:p>
     <w:bookmarkEnd w:id="25"/>

--- a/notes/currency-divergence-scenarios/index.docx
+++ b/notes/currency-divergence-scenarios/index.docx
@@ -761,7 +761,7 @@
         <w:t xml:space="preserve"> </w:t>
       </w:r>
       <w:r>
-        <w:t xml:space="preserve">Illustrative weights are acceptable if they are exposed and labelled. The earlier version of the worked case overwrote the computed tactical premium with a sourced figure; removing that override kept the results driven by the inputs rather than by the answer expected.</w:t>
+        <w:t xml:space="preserve">Illustrative weights are acceptable if they are exposed and labelled. The computed tactical premium is never overwritten with a sourced figure, so the results stay driven by the inputs rather than by the answer expected.</w:t>
       </w:r>
     </w:p>
     <w:bookmarkEnd w:id="24"/>
